--- a/Design Portfolio.docx
+++ b/Design Portfolio.docx
@@ -4,7 +4,7 @@
   <w:body>
     <w:p>
       <w:pPr>
-        <w:pStyle w:val="4"/>
+        <w:pStyle w:val="7"/>
         <w:keepNext w:val="0"/>
         <w:keepLines w:val="0"/>
         <w:widowControl/>
@@ -25,161 +25,962 @@
           <w:b/>
           <w:bCs/>
           <w:color w:val="C55A11" w:themeColor="accent2" w:themeShade="BF"/>
+          <w:sz w:val="128"/>
+          <w:szCs w:val="128"/>
+        </w:rPr>
+        <w:t>D</w:t>
+      </w:r>
+      <w:r>
+        <w:rPr>
+          <w:rFonts w:hint="default" w:ascii="Copperplate Gothic Light" w:hAnsi="Copperplate Gothic Light" w:eastAsia="Symbol" w:cs="Copperplate Gothic Light"/>
+          <w:b/>
+          <w:bCs/>
+          <w:color w:val="C55A11" w:themeColor="accent2" w:themeShade="BF"/>
           <w:sz w:val="108"/>
           <w:szCs w:val="108"/>
         </w:rPr>
-        <w:t>DESIGN PORTFOLIO</w:t>
+        <w:t>ESIGN</w:t>
+      </w:r>
+      <w:r>
+        <w:rPr>
+          <w:rFonts w:hint="default" w:ascii="Copperplate Gothic Light" w:hAnsi="Copperplate Gothic Light" w:eastAsia="Symbol" w:cs="Copperplate Gothic Light"/>
+          <w:b/>
+          <w:bCs/>
+          <w:color w:val="C55A11" w:themeColor="accent2" w:themeShade="BF"/>
+          <w:sz w:val="108"/>
+          <w:szCs w:val="108"/>
+        </w:rPr>
+        <w:t xml:space="preserve"> </w:t>
+      </w:r>
+      <w:r>
+        <w:rPr>
+          <w:rFonts w:hint="default" w:ascii="Copperplate Gothic Light" w:hAnsi="Copperplate Gothic Light" w:eastAsia="Symbol" w:cs="Copperplate Gothic Light"/>
+          <w:b/>
+          <w:bCs/>
+          <w:color w:val="C55A11" w:themeColor="accent2" w:themeShade="BF"/>
+          <w:sz w:val="128"/>
+          <w:szCs w:val="128"/>
+        </w:rPr>
+        <w:t>P</w:t>
+      </w:r>
+      <w:r>
+        <w:rPr>
+          <w:rFonts w:hint="default" w:ascii="Copperplate Gothic Light" w:hAnsi="Copperplate Gothic Light" w:eastAsia="Symbol" w:cs="Copperplate Gothic Light"/>
+          <w:b/>
+          <w:bCs/>
+          <w:color w:val="C55A11" w:themeColor="accent2" w:themeShade="BF"/>
+          <w:sz w:val="108"/>
+          <w:szCs w:val="108"/>
+        </w:rPr>
+        <w:t>ORTFOLIO</w:t>
       </w:r>
     </w:p>
     <w:p>
       <w:pPr>
-        <w:pStyle w:val="4"/>
+        <w:pStyle w:val="7"/>
         <w:keepNext w:val="0"/>
         <w:keepLines w:val="0"/>
         <w:widowControl/>
         <w:suppressLineNumbers w:val="0"/>
-        <w:rPr>
-          <w:rFonts w:hint="default" w:ascii="Times New Roman" w:hAnsi="Times New Roman" w:eastAsia="Symbol" w:cs="Times New Roman"/>
-          <w:sz w:val="40"/>
-          <w:szCs w:val="40"/>
+        <w:jc w:val="both"/>
+        <w:rPr>
+          <w:rFonts w:hint="default" w:ascii="Copperplate Gothic Light" w:hAnsi="Copperplate Gothic Light" w:eastAsia="Symbol" w:cs="Copperplate Gothic Light"/>
+          <w:b/>
+          <w:bCs/>
+          <w:color w:val="C55A11" w:themeColor="accent2" w:themeShade="BF"/>
+          <w:sz w:val="28"/>
+          <w:szCs w:val="28"/>
+        </w:rPr>
+      </w:pPr>
+    </w:p>
+    <w:tbl>
+      <w:tblPr>
+        <w:tblStyle w:val="8"/>
+        <w:tblW w:w="0" w:type="auto"/>
+        <w:tblInd w:w="0" w:type="dxa"/>
+        <w:tblBorders>
+          <w:top w:val="none" w:color="auto" w:sz="0" w:space="0"/>
+          <w:left w:val="none" w:color="auto" w:sz="0" w:space="0"/>
+          <w:bottom w:val="none" w:color="auto" w:sz="0" w:space="0"/>
+          <w:right w:val="none" w:color="auto" w:sz="0" w:space="0"/>
+          <w:insideH w:val="none" w:color="auto" w:sz="0" w:space="0"/>
+          <w:insideV w:val="none" w:color="auto" w:sz="0" w:space="0"/>
+        </w:tblBorders>
+        <w:tblLayout w:type="autofit"/>
+        <w:tblCellMar>
+          <w:left w:w="108" w:type="dxa"/>
+          <w:right w:w="108" w:type="dxa"/>
+        </w:tblCellMar>
+      </w:tblPr>
+      <w:tblGrid>
+        <w:gridCol w:w="5675"/>
+        <w:gridCol w:w="8499"/>
+      </w:tblGrid>
+      <w:tr>
+        <w:tblPrEx>
+          <w:tblBorders>
+            <w:top w:val="none" w:color="auto" w:sz="0" w:space="0"/>
+            <w:left w:val="none" w:color="auto" w:sz="0" w:space="0"/>
+            <w:bottom w:val="none" w:color="auto" w:sz="0" w:space="0"/>
+            <w:right w:val="none" w:color="auto" w:sz="0" w:space="0"/>
+            <w:insideH w:val="none" w:color="auto" w:sz="0" w:space="0"/>
+            <w:insideV w:val="none" w:color="auto" w:sz="0" w:space="0"/>
+          </w:tblBorders>
+        </w:tblPrEx>
+        <w:tc>
+          <w:tcPr>
+            <w:tcW w:w="5675" w:type="dxa"/>
+          </w:tcPr>
+          <w:p>
+            <w:pPr>
+              <w:pStyle w:val="7"/>
+              <w:keepNext w:val="0"/>
+              <w:keepLines w:val="0"/>
+              <w:widowControl/>
+              <w:numPr>
+                <w:ilvl w:val="0"/>
+                <w:numId w:val="1"/>
+              </w:numPr>
+              <w:suppressLineNumbers w:val="0"/>
+              <w:spacing w:line="360" w:lineRule="auto"/>
+              <w:rPr>
+                <w:rFonts w:hint="default" w:ascii="Georgia" w:hAnsi="Georgia" w:eastAsia="Symbol" w:cs="Georgia"/>
+                <w:b w:val="0"/>
+                <w:bCs w:val="0"/>
+                <w:sz w:val="28"/>
+                <w:szCs w:val="28"/>
+                <w:vertAlign w:val="baseline"/>
+                <w:lang w:val="en-US"/>
+              </w:rPr>
+            </w:pPr>
+            <w:r>
+              <w:rPr>
+                <w:rFonts w:hint="default" w:ascii="Georgia" w:hAnsi="Georgia" w:eastAsia="Symbol" w:cs="Georgia"/>
+                <w:b w:val="0"/>
+                <w:bCs w:val="0"/>
+                <w:sz w:val="28"/>
+                <w:szCs w:val="28"/>
+                <w:vertAlign w:val="baseline"/>
+                <w:lang w:val="en-US"/>
+              </w:rPr>
+              <w:t>MECHANICAL ENGINEERING</w:t>
+            </w:r>
+          </w:p>
+        </w:tc>
+        <w:tc>
+          <w:tcPr>
+            <w:tcW w:w="8499" w:type="dxa"/>
+          </w:tcPr>
+          <w:p>
+            <w:pPr>
+              <w:keepNext w:val="0"/>
+              <w:keepLines w:val="0"/>
+              <w:widowControl/>
+              <w:suppressLineNumbers w:val="0"/>
+              <w:spacing w:line="360" w:lineRule="auto"/>
+              <w:jc w:val="left"/>
+              <w:rPr>
+                <w:rFonts w:hint="default" w:ascii="Georgia" w:hAnsi="Georgia" w:cs="Georgia"/>
+                <w:b w:val="0"/>
+                <w:bCs w:val="0"/>
+                <w:sz w:val="28"/>
+                <w:szCs w:val="28"/>
+              </w:rPr>
+            </w:pPr>
+            <w:r>
+              <w:rPr>
+                <w:rFonts w:hint="default" w:ascii="Georgia" w:hAnsi="Georgia" w:eastAsia="SimSun" w:cs="Georgia"/>
+                <w:b w:val="0"/>
+                <w:bCs w:val="0"/>
+                <w:kern w:val="0"/>
+                <w:sz w:val="28"/>
+                <w:szCs w:val="28"/>
+                <w:lang w:val="en-US" w:eastAsia="zh-CN" w:bidi="ar"/>
+              </w:rPr>
+              <w:fldChar w:fldCharType="begin"/>
+            </w:r>
+            <w:r>
+              <w:rPr>
+                <w:rFonts w:hint="default" w:ascii="Georgia" w:hAnsi="Georgia" w:eastAsia="SimSun" w:cs="Georgia"/>
+                <w:b w:val="0"/>
+                <w:bCs w:val="0"/>
+                <w:kern w:val="0"/>
+                <w:sz w:val="28"/>
+                <w:szCs w:val="28"/>
+                <w:lang w:val="en-US" w:eastAsia="zh-CN" w:bidi="ar"/>
+              </w:rPr>
+              <w:instrText xml:space="preserve"> HYPERLINK "https://1drv.ms/w/c/2a2871d16e2b14a1/IQDyTYgGThaxRpSlcFAuvW5TAZjPHd-fPlT1XhNMOFGsuOA?e=wbK1q3" </w:instrText>
+            </w:r>
+            <w:r>
+              <w:rPr>
+                <w:rFonts w:hint="default" w:ascii="Georgia" w:hAnsi="Georgia" w:eastAsia="SimSun" w:cs="Georgia"/>
+                <w:b w:val="0"/>
+                <w:bCs w:val="0"/>
+                <w:kern w:val="0"/>
+                <w:sz w:val="28"/>
+                <w:szCs w:val="28"/>
+                <w:lang w:val="en-US" w:eastAsia="zh-CN" w:bidi="ar"/>
+              </w:rPr>
+              <w:fldChar w:fldCharType="separate"/>
+            </w:r>
+            <w:r>
+              <w:rPr>
+                <w:rStyle w:val="6"/>
+                <w:rFonts w:hint="default" w:ascii="Georgia" w:hAnsi="Georgia" w:eastAsia="SimSun" w:cs="Georgia"/>
+                <w:b w:val="0"/>
+                <w:bCs w:val="0"/>
+                <w:sz w:val="28"/>
+                <w:szCs w:val="28"/>
+              </w:rPr>
+              <w:t>SolidWorks CAD Portfolio.docx</w:t>
+            </w:r>
+            <w:r>
+              <w:rPr>
+                <w:rFonts w:hint="default" w:ascii="Georgia" w:hAnsi="Georgia" w:eastAsia="SimSun" w:cs="Georgia"/>
+                <w:b w:val="0"/>
+                <w:bCs w:val="0"/>
+                <w:kern w:val="0"/>
+                <w:sz w:val="28"/>
+                <w:szCs w:val="28"/>
+                <w:lang w:val="en-US" w:eastAsia="zh-CN" w:bidi="ar"/>
+              </w:rPr>
+              <w:fldChar w:fldCharType="end"/>
+            </w:r>
+          </w:p>
+          <w:p>
+            <w:pPr>
+              <w:keepNext w:val="0"/>
+              <w:keepLines w:val="0"/>
+              <w:widowControl/>
+              <w:suppressLineNumbers w:val="0"/>
+              <w:spacing w:line="360" w:lineRule="auto"/>
+              <w:jc w:val="left"/>
+              <w:rPr>
+                <w:rFonts w:hint="default" w:ascii="Georgia" w:hAnsi="Georgia" w:eastAsia="SimSun" w:cs="Georgia"/>
+                <w:b w:val="0"/>
+                <w:bCs w:val="0"/>
+                <w:kern w:val="0"/>
+                <w:sz w:val="28"/>
+                <w:szCs w:val="28"/>
+                <w:lang w:val="en-US" w:eastAsia="zh-CN" w:bidi="ar"/>
+              </w:rPr>
+            </w:pPr>
+            <w:r>
+              <w:rPr>
+                <w:rFonts w:hint="default" w:ascii="Georgia" w:hAnsi="Georgia" w:eastAsia="SimSun" w:cs="Georgia"/>
+                <w:b w:val="0"/>
+                <w:bCs w:val="0"/>
+                <w:kern w:val="0"/>
+                <w:sz w:val="28"/>
+                <w:szCs w:val="28"/>
+                <w:lang w:val="en-US" w:eastAsia="zh-CN" w:bidi="ar"/>
+              </w:rPr>
+              <w:fldChar w:fldCharType="begin"/>
+            </w:r>
+            <w:r>
+              <w:rPr>
+                <w:rFonts w:hint="default" w:ascii="Georgia" w:hAnsi="Georgia" w:eastAsia="SimSun" w:cs="Georgia"/>
+                <w:b w:val="0"/>
+                <w:bCs w:val="0"/>
+                <w:kern w:val="0"/>
+                <w:sz w:val="28"/>
+                <w:szCs w:val="28"/>
+                <w:lang w:val="en-US" w:eastAsia="zh-CN" w:bidi="ar"/>
+              </w:rPr>
+              <w:instrText xml:space="preserve"> HYPERLINK "https://1drv.ms/w/c/2a2871d16e2b14a1/IQBXaal3qTkxQp1Uy3Vn4t8UAalJidhXmWDPuCAWdP2epqE?e=tNGAWE" </w:instrText>
+            </w:r>
+            <w:r>
+              <w:rPr>
+                <w:rFonts w:hint="default" w:ascii="Georgia" w:hAnsi="Georgia" w:eastAsia="SimSun" w:cs="Georgia"/>
+                <w:b w:val="0"/>
+                <w:bCs w:val="0"/>
+                <w:kern w:val="0"/>
+                <w:sz w:val="28"/>
+                <w:szCs w:val="28"/>
+                <w:lang w:val="en-US" w:eastAsia="zh-CN" w:bidi="ar"/>
+              </w:rPr>
+              <w:fldChar w:fldCharType="separate"/>
+            </w:r>
+            <w:r>
+              <w:rPr>
+                <w:rStyle w:val="6"/>
+                <w:rFonts w:hint="default" w:ascii="Georgia" w:hAnsi="Georgia" w:eastAsia="SimSun" w:cs="Georgia"/>
+                <w:b w:val="0"/>
+                <w:bCs w:val="0"/>
+                <w:sz w:val="28"/>
+                <w:szCs w:val="28"/>
+              </w:rPr>
+              <w:t>PTC Creo CAD Portfolio.docx</w:t>
+            </w:r>
+            <w:r>
+              <w:rPr>
+                <w:rFonts w:hint="default" w:ascii="Georgia" w:hAnsi="Georgia" w:eastAsia="SimSun" w:cs="Georgia"/>
+                <w:b w:val="0"/>
+                <w:bCs w:val="0"/>
+                <w:kern w:val="0"/>
+                <w:sz w:val="28"/>
+                <w:szCs w:val="28"/>
+                <w:lang w:val="en-US" w:eastAsia="zh-CN" w:bidi="ar"/>
+              </w:rPr>
+              <w:fldChar w:fldCharType="end"/>
+            </w:r>
+          </w:p>
+          <w:p>
+            <w:pPr>
+              <w:keepNext w:val="0"/>
+              <w:keepLines w:val="0"/>
+              <w:widowControl/>
+              <w:suppressLineNumbers w:val="0"/>
+              <w:spacing w:line="360" w:lineRule="auto"/>
+              <w:jc w:val="left"/>
+              <w:rPr>
+                <w:rFonts w:hint="default" w:ascii="Georgia" w:hAnsi="Georgia" w:eastAsia="SimSun" w:cs="Georgia"/>
+                <w:b w:val="0"/>
+                <w:bCs w:val="0"/>
+                <w:kern w:val="0"/>
+                <w:sz w:val="28"/>
+                <w:szCs w:val="28"/>
+                <w:lang w:val="en-US" w:eastAsia="zh-CN" w:bidi="ar"/>
+              </w:rPr>
+            </w:pPr>
+          </w:p>
+        </w:tc>
+      </w:tr>
+      <w:tr>
+        <w:tblPrEx>
+          <w:tblBorders>
+            <w:top w:val="none" w:color="auto" w:sz="0" w:space="0"/>
+            <w:left w:val="none" w:color="auto" w:sz="0" w:space="0"/>
+            <w:bottom w:val="none" w:color="auto" w:sz="0" w:space="0"/>
+            <w:right w:val="none" w:color="auto" w:sz="0" w:space="0"/>
+            <w:insideH w:val="none" w:color="auto" w:sz="0" w:space="0"/>
+            <w:insideV w:val="none" w:color="auto" w:sz="0" w:space="0"/>
+          </w:tblBorders>
+          <w:tblCellMar>
+            <w:left w:w="108" w:type="dxa"/>
+            <w:right w:w="108" w:type="dxa"/>
+          </w:tblCellMar>
+        </w:tblPrEx>
+        <w:tc>
+          <w:tcPr>
+            <w:tcW w:w="5675" w:type="dxa"/>
+          </w:tcPr>
+          <w:p>
+            <w:pPr>
+              <w:pStyle w:val="7"/>
+              <w:keepNext w:val="0"/>
+              <w:keepLines w:val="0"/>
+              <w:widowControl/>
+              <w:numPr>
+                <w:ilvl w:val="0"/>
+                <w:numId w:val="1"/>
+              </w:numPr>
+              <w:suppressLineNumbers w:val="0"/>
+              <w:spacing w:line="360" w:lineRule="auto"/>
+              <w:ind w:left="0" w:leftChars="0" w:firstLine="0" w:firstLineChars="0"/>
+              <w:rPr>
+                <w:rFonts w:hint="default" w:ascii="Georgia" w:hAnsi="Georgia" w:eastAsia="Symbol" w:cs="Georgia"/>
+                <w:b w:val="0"/>
+                <w:bCs w:val="0"/>
+                <w:sz w:val="28"/>
+                <w:szCs w:val="28"/>
+                <w:vertAlign w:val="baseline"/>
+                <w:lang w:val="en-US"/>
+              </w:rPr>
+            </w:pPr>
+            <w:r>
+              <w:rPr>
+                <w:rFonts w:hint="default" w:ascii="Georgia" w:hAnsi="Georgia" w:eastAsia="Symbol" w:cs="Georgia"/>
+                <w:b w:val="0"/>
+                <w:bCs w:val="0"/>
+                <w:sz w:val="28"/>
+                <w:szCs w:val="28"/>
+                <w:vertAlign w:val="baseline"/>
+                <w:lang w:val="en-US"/>
+              </w:rPr>
+              <w:t>ELECTRONIC ENGINEERING</w:t>
+            </w:r>
+          </w:p>
+        </w:tc>
+        <w:tc>
+          <w:tcPr>
+            <w:tcW w:w="8499" w:type="dxa"/>
+          </w:tcPr>
+          <w:p>
+            <w:pPr>
+              <w:keepNext w:val="0"/>
+              <w:keepLines w:val="0"/>
+              <w:widowControl/>
+              <w:suppressLineNumbers w:val="0"/>
+              <w:spacing w:line="360" w:lineRule="auto"/>
+              <w:jc w:val="left"/>
+              <w:rPr>
+                <w:rFonts w:hint="default" w:ascii="Georgia" w:hAnsi="Georgia" w:cs="Georgia"/>
+                <w:b w:val="0"/>
+                <w:bCs w:val="0"/>
+                <w:sz w:val="28"/>
+                <w:szCs w:val="28"/>
+              </w:rPr>
+            </w:pPr>
+            <w:r>
+              <w:rPr>
+                <w:rFonts w:hint="default" w:ascii="Georgia" w:hAnsi="Georgia" w:eastAsia="SimSun" w:cs="Georgia"/>
+                <w:b w:val="0"/>
+                <w:bCs w:val="0"/>
+                <w:kern w:val="0"/>
+                <w:sz w:val="28"/>
+                <w:szCs w:val="28"/>
+                <w:lang w:val="en-US" w:eastAsia="zh-CN" w:bidi="ar"/>
+              </w:rPr>
+              <w:fldChar w:fldCharType="begin"/>
+            </w:r>
+            <w:r>
+              <w:rPr>
+                <w:rFonts w:hint="default" w:ascii="Georgia" w:hAnsi="Georgia" w:eastAsia="SimSun" w:cs="Georgia"/>
+                <w:b w:val="0"/>
+                <w:bCs w:val="0"/>
+                <w:kern w:val="0"/>
+                <w:sz w:val="28"/>
+                <w:szCs w:val="28"/>
+                <w:lang w:val="en-US" w:eastAsia="zh-CN" w:bidi="ar"/>
+              </w:rPr>
+              <w:instrText xml:space="preserve"> HYPERLINK "https://1drv.ms/w/c/2a2871d16e2b14a1/IQA7W2MKHRa9SLZfABmDziH_ATD3Dbx1xwtzlaQpqggk4pw?e=0RSDY2" </w:instrText>
+            </w:r>
+            <w:r>
+              <w:rPr>
+                <w:rFonts w:hint="default" w:ascii="Georgia" w:hAnsi="Georgia" w:eastAsia="SimSun" w:cs="Georgia"/>
+                <w:b w:val="0"/>
+                <w:bCs w:val="0"/>
+                <w:kern w:val="0"/>
+                <w:sz w:val="28"/>
+                <w:szCs w:val="28"/>
+                <w:lang w:val="en-US" w:eastAsia="zh-CN" w:bidi="ar"/>
+              </w:rPr>
+              <w:fldChar w:fldCharType="separate"/>
+            </w:r>
+            <w:r>
+              <w:rPr>
+                <w:rStyle w:val="6"/>
+                <w:rFonts w:hint="default" w:ascii="Georgia" w:hAnsi="Georgia" w:eastAsia="SimSun" w:cs="Georgia"/>
+                <w:b w:val="0"/>
+                <w:bCs w:val="0"/>
+                <w:sz w:val="28"/>
+                <w:szCs w:val="28"/>
+              </w:rPr>
+              <w:t>Altium Designer PCB Schematics Portfolio.docx</w:t>
+            </w:r>
+            <w:r>
+              <w:rPr>
+                <w:rFonts w:hint="default" w:ascii="Georgia" w:hAnsi="Georgia" w:eastAsia="SimSun" w:cs="Georgia"/>
+                <w:b w:val="0"/>
+                <w:bCs w:val="0"/>
+                <w:kern w:val="0"/>
+                <w:sz w:val="28"/>
+                <w:szCs w:val="28"/>
+                <w:lang w:val="en-US" w:eastAsia="zh-CN" w:bidi="ar"/>
+              </w:rPr>
+              <w:fldChar w:fldCharType="end"/>
+            </w:r>
+          </w:p>
+          <w:p>
+            <w:pPr>
+              <w:keepNext w:val="0"/>
+              <w:keepLines w:val="0"/>
+              <w:widowControl/>
+              <w:suppressLineNumbers w:val="0"/>
+              <w:spacing w:line="360" w:lineRule="auto"/>
+              <w:jc w:val="left"/>
+              <w:rPr>
+                <w:rFonts w:hint="default" w:ascii="Georgia" w:hAnsi="Georgia" w:eastAsia="Symbol" w:cs="Georgia"/>
+                <w:b w:val="0"/>
+                <w:bCs w:val="0"/>
+                <w:sz w:val="28"/>
+                <w:szCs w:val="28"/>
+                <w:vertAlign w:val="baseline"/>
+              </w:rPr>
+            </w:pPr>
+            <w:r>
+              <w:rPr>
+                <w:rFonts w:hint="default" w:ascii="Georgia" w:hAnsi="Georgia" w:eastAsia="SimSun" w:cs="Georgia"/>
+                <w:b w:val="0"/>
+                <w:bCs w:val="0"/>
+                <w:kern w:val="0"/>
+                <w:sz w:val="28"/>
+                <w:szCs w:val="28"/>
+                <w:lang w:val="en-US" w:eastAsia="zh-CN" w:bidi="ar"/>
+              </w:rPr>
+              <w:fldChar w:fldCharType="begin"/>
+            </w:r>
+            <w:r>
+              <w:rPr>
+                <w:rFonts w:hint="default" w:ascii="Georgia" w:hAnsi="Georgia" w:eastAsia="SimSun" w:cs="Georgia"/>
+                <w:b w:val="0"/>
+                <w:bCs w:val="0"/>
+                <w:kern w:val="0"/>
+                <w:sz w:val="28"/>
+                <w:szCs w:val="28"/>
+                <w:lang w:val="en-US" w:eastAsia="zh-CN" w:bidi="ar"/>
+              </w:rPr>
+              <w:instrText xml:space="preserve"> HYPERLINK "https://1drv.ms/w/c/2a2871d16e2b14a1/IQCnGzo7GwKFToQPozRjTXAaAceUQy7ipT66nZfmmiXUDLM?e=tQ9KFr" </w:instrText>
+            </w:r>
+            <w:r>
+              <w:rPr>
+                <w:rFonts w:hint="default" w:ascii="Georgia" w:hAnsi="Georgia" w:eastAsia="SimSun" w:cs="Georgia"/>
+                <w:b w:val="0"/>
+                <w:bCs w:val="0"/>
+                <w:kern w:val="0"/>
+                <w:sz w:val="28"/>
+                <w:szCs w:val="28"/>
+                <w:lang w:val="en-US" w:eastAsia="zh-CN" w:bidi="ar"/>
+              </w:rPr>
+              <w:fldChar w:fldCharType="separate"/>
+            </w:r>
+            <w:r>
+              <w:rPr>
+                <w:rStyle w:val="6"/>
+                <w:rFonts w:hint="default" w:ascii="Georgia" w:hAnsi="Georgia" w:eastAsia="SimSun" w:cs="Georgia"/>
+                <w:b w:val="0"/>
+                <w:bCs w:val="0"/>
+                <w:sz w:val="28"/>
+                <w:szCs w:val="28"/>
+              </w:rPr>
+              <w:t>KiCad PCB Schematics Portfolio.docx</w:t>
+            </w:r>
+            <w:r>
+              <w:rPr>
+                <w:rFonts w:hint="default" w:ascii="Georgia" w:hAnsi="Georgia" w:eastAsia="SimSun" w:cs="Georgia"/>
+                <w:b w:val="0"/>
+                <w:bCs w:val="0"/>
+                <w:kern w:val="0"/>
+                <w:sz w:val="28"/>
+                <w:szCs w:val="28"/>
+                <w:lang w:val="en-US" w:eastAsia="zh-CN" w:bidi="ar"/>
+              </w:rPr>
+              <w:fldChar w:fldCharType="end"/>
+            </w:r>
+          </w:p>
+        </w:tc>
+      </w:tr>
+    </w:tbl>
+    <w:p>
+      <w:pPr>
+        <w:pStyle w:val="7"/>
+        <w:keepNext w:val="0"/>
+        <w:keepLines w:val="0"/>
+        <w:widowControl/>
+        <w:suppressLineNumbers w:val="0"/>
+        <w:rPr>
+          <w:rFonts w:hint="default" w:ascii="Georgia" w:hAnsi="Georgia" w:eastAsia="Symbol" w:cs="Georgia"/>
+          <w:sz w:val="28"/>
+          <w:szCs w:val="28"/>
         </w:rPr>
       </w:pPr>
     </w:p>
     <w:p>
       <w:pPr>
-        <w:pStyle w:val="4"/>
-        <w:keepNext w:val="0"/>
-        <w:keepLines w:val="0"/>
-        <w:widowControl/>
-        <w:numPr>
-          <w:ilvl w:val="0"/>
-          <w:numId w:val="1"/>
-        </w:numPr>
-        <w:suppressLineNumbers w:val="0"/>
-        <w:tabs>
-          <w:tab w:val="clear" w:pos="425"/>
-        </w:tabs>
-        <w:spacing w:line="360" w:lineRule="auto"/>
-        <w:ind w:left="425" w:leftChars="0" w:right="0" w:rightChars="0" w:hanging="425" w:firstLineChars="0"/>
-        <w:jc w:val="left"/>
-        <w:rPr>
-          <w:rFonts w:hint="default" w:ascii="Times New Roman" w:hAnsi="Times New Roman" w:cs="Times New Roman"/>
-          <w:sz w:val="72"/>
-          <w:szCs w:val="72"/>
+        <w:widowControl w:val="0"/>
+        <w:spacing w:line="480" w:lineRule="auto"/>
+        <w:jc w:val="center"/>
+        <w:rPr>
+          <w:rFonts w:hint="default" w:ascii="Georgia" w:hAnsi="Georgia" w:cs="Georgia"/>
+          <w:b/>
+          <w:bCs/>
+          <w:color w:val="000000" w:themeColor="text1"/>
+          <w:sz w:val="28"/>
+          <w:szCs w:val="28"/>
+          <w14:shadow w14:blurRad="114300" w14:dist="0" w14:dir="0" w14:sx="0" w14:sy="0" w14:kx="0" w14:ky="0" w14:algn="none">
+            <w14:srgbClr w14:val="000000"/>
+          </w14:shadow>
+          <w14:textFill>
+            <w14:solidFill>
+              <w14:schemeClr w14:val="tx1"/>
+            </w14:solidFill>
+          </w14:textFill>
         </w:rPr>
       </w:pPr>
       <w:r>
         <w:rPr>
-          <w:rFonts w:hint="default" w:ascii="Times New Roman" w:hAnsi="Times New Roman" w:cs="Times New Roman"/>
-          <w:sz w:val="72"/>
-          <w:szCs w:val="72"/>
-        </w:rPr>
-        <w:t>SolidWorks</w:t>
+          <w:rFonts w:hint="default" w:ascii="Georgia" w:hAnsi="Georgia" w:cs="Georgia"/>
+          <w:b/>
+          <w:bCs/>
+          <w:color w:val="843C0B" w:themeColor="accent2" w:themeShade="80"/>
+          <w:sz w:val="28"/>
+          <w:szCs w:val="28"/>
+        </w:rPr>
+        <w:t xml:space="preserve">TRAVOLTA CHIPOSI-MUDIWA </w:t>
+      </w:r>
+      <w:r>
+        <w:rPr>
+          <w:rFonts w:hint="default" w:ascii="Georgia" w:hAnsi="Georgia" w:cs="Georgia"/>
+          <w:color w:val="843C0B" w:themeColor="accent2" w:themeShade="80"/>
+          <w:sz w:val="28"/>
+          <w:szCs w:val="28"/>
+        </w:rPr>
+        <w:t>(he/him/his)</w:t>
       </w:r>
     </w:p>
     <w:p>
       <w:pPr>
-        <w:pStyle w:val="4"/>
-        <w:keepNext w:val="0"/>
-        <w:keepLines w:val="0"/>
-        <w:widowControl/>
-        <w:numPr>
-          <w:ilvl w:val="0"/>
-          <w:numId w:val="1"/>
-        </w:numPr>
-        <w:suppressLineNumbers w:val="0"/>
-        <w:tabs>
-          <w:tab w:val="clear" w:pos="425"/>
-        </w:tabs>
-        <w:spacing w:line="360" w:lineRule="auto"/>
-        <w:ind w:left="425" w:leftChars="0" w:right="0" w:rightChars="0" w:hanging="425" w:firstLineChars="0"/>
-        <w:jc w:val="left"/>
-        <w:rPr>
-          <w:rFonts w:hint="default" w:ascii="Times New Roman" w:hAnsi="Times New Roman" w:cs="Times New Roman"/>
-          <w:sz w:val="72"/>
-          <w:szCs w:val="72"/>
+        <w:widowControl w:val="0"/>
+        <w:spacing w:line="480" w:lineRule="auto"/>
+        <w:jc w:val="center"/>
+        <w:rPr>
+          <w:rFonts w:hint="default" w:ascii="Georgia" w:hAnsi="Georgia" w:cs="Georgia"/>
+          <w:sz w:val="28"/>
+          <w:szCs w:val="28"/>
         </w:rPr>
       </w:pPr>
       <w:r>
         <w:rPr>
-          <w:rFonts w:hint="default" w:ascii="Times New Roman" w:hAnsi="Times New Roman" w:cs="Times New Roman"/>
-          <w:sz w:val="72"/>
-          <w:szCs w:val="72"/>
-          <w:lang w:val="en-US"/>
-        </w:rPr>
-        <w:t xml:space="preserve">PTC </w:t>
-      </w:r>
-      <w:r>
-        <w:rPr>
-          <w:rFonts w:hint="default" w:ascii="Times New Roman" w:hAnsi="Times New Roman" w:cs="Times New Roman"/>
-          <w:sz w:val="72"/>
-          <w:szCs w:val="72"/>
-        </w:rPr>
-        <w:t>Creo</w:t>
+          <w:rFonts w:hint="default" w:ascii="Georgia" w:hAnsi="Georgia" w:cs="Georgia"/>
+          <w:sz w:val="28"/>
+          <w:szCs w:val="28"/>
+        </w:rPr>
+        <w:t xml:space="preserve">MSE, Mechanical Engineering | Johns Hopkins University | Baltimore MD, USA </w:t>
+      </w:r>
+      <w:r>
+        <w:rPr>
+          <w:rFonts w:hint="default" w:ascii="Georgia" w:hAnsi="Georgia" w:cs="Georgia"/>
+          <w:b/>
+          <w:bCs/>
+          <w:sz w:val="28"/>
+          <w:szCs w:val="28"/>
+        </w:rPr>
+        <w:t>(May 2027)</w:t>
       </w:r>
     </w:p>
     <w:p>
       <w:pPr>
-        <w:pStyle w:val="4"/>
-        <w:keepNext w:val="0"/>
-        <w:keepLines w:val="0"/>
-        <w:widowControl/>
-        <w:numPr>
-          <w:ilvl w:val="0"/>
-          <w:numId w:val="1"/>
-        </w:numPr>
-        <w:suppressLineNumbers w:val="0"/>
-        <w:tabs>
-          <w:tab w:val="clear" w:pos="425"/>
-        </w:tabs>
-        <w:spacing w:line="360" w:lineRule="auto"/>
-        <w:ind w:left="425" w:leftChars="0" w:right="0" w:rightChars="0" w:hanging="425" w:firstLineChars="0"/>
-        <w:jc w:val="left"/>
-        <w:rPr>
-          <w:rFonts w:hint="default" w:ascii="Times New Roman" w:hAnsi="Times New Roman" w:cs="Times New Roman"/>
-          <w:sz w:val="72"/>
-          <w:szCs w:val="72"/>
+        <w:widowControl w:val="0"/>
+        <w:spacing w:line="480" w:lineRule="auto"/>
+        <w:jc w:val="center"/>
+        <w:rPr>
+          <w:rFonts w:hint="default" w:ascii="Georgia" w:hAnsi="Georgia" w:cs="Georgia"/>
+          <w:b/>
+          <w:bCs/>
+          <w:sz w:val="28"/>
+          <w:szCs w:val="28"/>
         </w:rPr>
       </w:pPr>
       <w:r>
         <w:rPr>
-          <w:rFonts w:hint="default" w:ascii="Times New Roman" w:hAnsi="Times New Roman" w:cs="Times New Roman"/>
-          <w:sz w:val="72"/>
-          <w:szCs w:val="72"/>
-        </w:rPr>
-        <w:t>Altium</w:t>
+          <w:rFonts w:hint="default" w:ascii="Georgia" w:hAnsi="Georgia" w:cs="Georgia"/>
+          <w:sz w:val="28"/>
+          <w:szCs w:val="28"/>
+        </w:rPr>
+        <w:t xml:space="preserve">B-Tech Honors, Electronic Engineering | Harare Institute of Technology | Harare, ZWE </w:t>
+      </w:r>
+      <w:r>
+        <w:rPr>
+          <w:rFonts w:hint="default" w:ascii="Georgia" w:hAnsi="Georgia" w:cs="Georgia"/>
+          <w:b/>
+          <w:bCs/>
+          <w:sz w:val="28"/>
+          <w:szCs w:val="28"/>
+        </w:rPr>
+        <w:t>(Oct</w:t>
+      </w:r>
+      <w:r>
+        <w:rPr>
+          <w:rFonts w:hint="default" w:ascii="Georgia" w:hAnsi="Georgia" w:cs="Georgia"/>
+          <w:b/>
+          <w:bCs/>
+          <w:sz w:val="28"/>
+          <w:szCs w:val="28"/>
+          <w:lang w:val="en-US"/>
+        </w:rPr>
+        <w:t>ober</w:t>
+      </w:r>
+      <w:r>
+        <w:rPr>
+          <w:rFonts w:hint="default" w:ascii="Georgia" w:hAnsi="Georgia" w:cs="Georgia"/>
+          <w:b/>
+          <w:bCs/>
+          <w:sz w:val="28"/>
+          <w:szCs w:val="28"/>
+        </w:rPr>
+        <w:t xml:space="preserve"> 2024)</w:t>
       </w:r>
     </w:p>
     <w:p>
       <w:pPr>
-        <w:pStyle w:val="4"/>
-        <w:keepNext w:val="0"/>
-        <w:keepLines w:val="0"/>
-        <w:widowControl/>
-        <w:numPr>
-          <w:ilvl w:val="0"/>
-          <w:numId w:val="1"/>
-        </w:numPr>
-        <w:suppressLineNumbers w:val="0"/>
-        <w:tabs>
-          <w:tab w:val="clear" w:pos="425"/>
-        </w:tabs>
-        <w:spacing w:line="360" w:lineRule="auto"/>
-        <w:ind w:left="425" w:leftChars="0" w:right="0" w:rightChars="0" w:hanging="425" w:firstLineChars="0"/>
-        <w:jc w:val="left"/>
-        <w:rPr>
-          <w:rFonts w:hint="default" w:ascii="Times New Roman" w:hAnsi="Times New Roman" w:cs="Times New Roman"/>
-          <w:sz w:val="72"/>
-          <w:szCs w:val="72"/>
+        <w:pStyle w:val="5"/>
+        <w:widowControl w:val="0"/>
+        <w:spacing w:line="480" w:lineRule="auto"/>
+        <w:jc w:val="center"/>
+        <w:rPr>
+          <w:rFonts w:hint="default" w:ascii="Georgia" w:hAnsi="Georgia" w:eastAsia="Symbol" w:cs="Georgia"/>
+          <w:sz w:val="28"/>
+          <w:szCs w:val="28"/>
         </w:rPr>
       </w:pPr>
-      <w:r>
-        <w:rPr>
-          <w:rFonts w:hint="default" w:ascii="Times New Roman" w:hAnsi="Times New Roman" w:cs="Times New Roman"/>
-          <w:sz w:val="72"/>
-          <w:szCs w:val="72"/>
-        </w:rPr>
-        <w:t>KiCad</w:t>
+      <w:sdt>
+        <w:sdtPr>
+          <w:rPr>
+            <w:rFonts w:hint="default" w:ascii="Georgia" w:hAnsi="Georgia" w:cs="Georgia"/>
+            <w:color w:val="7030A0"/>
+            <w:sz w:val="28"/>
+            <w:szCs w:val="28"/>
+          </w:rPr>
+          <w:tag w:val="goog_rdk_0"/>
+          <w:id w:val="147458401"/>
+        </w:sdtPr>
+        <w:sdtEndPr>
+          <w:rPr>
+            <w:rFonts w:hint="default" w:ascii="Georgia" w:hAnsi="Georgia" w:cs="Georgia"/>
+            <w:color w:val="7030A0"/>
+            <w:sz w:val="28"/>
+            <w:szCs w:val="28"/>
+          </w:rPr>
+        </w:sdtEndPr>
+        <w:sdtContent>
+          <w:r>
+            <w:rPr>
+              <w:rFonts w:hint="default" w:ascii="Georgia" w:hAnsi="Georgia" w:cs="Georgia"/>
+              <w:color w:val="7030A0"/>
+              <w:sz w:val="28"/>
+              <w:szCs w:val="28"/>
+              <w:lang w:val="en-ZW"/>
+            </w:rPr>
+            <w:t xml:space="preserve"> 4108141812 </w:t>
+          </w:r>
+          <w:r>
+            <w:rPr>
+              <w:rFonts w:hint="default" w:ascii="Georgia" w:hAnsi="Georgia" w:cs="Georgia"/>
+              <w:color w:val="7030A0"/>
+              <w:sz w:val="40"/>
+              <w:szCs w:val="40"/>
+              <w:lang w:val="en-ZW"/>
+            </w:rPr>
+            <w:t>|</w:t>
+          </w:r>
+          <w:r>
+            <w:rPr>
+              <w:rFonts w:hint="default" w:ascii="Georgia" w:hAnsi="Georgia" w:eastAsia="Gungsuh" w:cs="Georgia"/>
+              <w:color w:val="7030A0"/>
+              <w:sz w:val="28"/>
+              <w:szCs w:val="28"/>
+              <w:lang w:val="en-ZW"/>
+            </w:rPr>
+            <w:t xml:space="preserve"> </w:t>
+          </w:r>
+          <w:r>
+            <w:rPr>
+              <w:rFonts w:hint="default" w:ascii="Georgia" w:hAnsi="Georgia" w:cs="Georgia"/>
+              <w:sz w:val="28"/>
+              <w:szCs w:val="28"/>
+            </w:rPr>
+            <w:fldChar w:fldCharType="begin"/>
+          </w:r>
+          <w:r>
+            <w:rPr>
+              <w:rFonts w:hint="default" w:ascii="Georgia" w:hAnsi="Georgia" w:cs="Georgia"/>
+              <w:sz w:val="28"/>
+              <w:szCs w:val="28"/>
+            </w:rPr>
+            <w:instrText xml:space="preserve"> HYPERLINK "mailto:tchipos1@jh.edu" </w:instrText>
+          </w:r>
+          <w:r>
+            <w:rPr>
+              <w:rFonts w:hint="default" w:ascii="Georgia" w:hAnsi="Georgia" w:cs="Georgia"/>
+              <w:sz w:val="28"/>
+              <w:szCs w:val="28"/>
+            </w:rPr>
+            <w:fldChar w:fldCharType="separate"/>
+          </w:r>
+          <w:r>
+            <w:rPr>
+              <w:rStyle w:val="6"/>
+              <w:rFonts w:hint="default" w:ascii="Georgia" w:hAnsi="Georgia" w:eastAsia="Gungsuh" w:cs="Georgia"/>
+              <w:color w:val="7030A0"/>
+              <w:sz w:val="28"/>
+              <w:szCs w:val="28"/>
+              <w:lang w:val="en-ZW"/>
+            </w:rPr>
+            <w:t>tchipos1@jh.edu</w:t>
+          </w:r>
+          <w:r>
+            <w:rPr>
+              <w:rStyle w:val="6"/>
+              <w:rFonts w:hint="default" w:ascii="Georgia" w:hAnsi="Georgia" w:eastAsia="Gungsuh" w:cs="Georgia"/>
+              <w:color w:val="7030A0"/>
+              <w:sz w:val="28"/>
+              <w:szCs w:val="28"/>
+              <w:lang w:val="en-ZW"/>
+            </w:rPr>
+            <w:fldChar w:fldCharType="end"/>
+          </w:r>
+          <w:r>
+            <w:rPr>
+              <w:rFonts w:hint="default" w:ascii="Georgia" w:hAnsi="Georgia" w:eastAsia="Gungsuh" w:cs="Georgia"/>
+              <w:color w:val="7030A0"/>
+              <w:sz w:val="28"/>
+              <w:szCs w:val="28"/>
+              <w:lang w:val="en-ZW"/>
+            </w:rPr>
+            <w:t xml:space="preserve"> </w:t>
+          </w:r>
+          <w:r>
+            <w:rPr>
+              <w:rFonts w:hint="default" w:ascii="Georgia" w:hAnsi="Georgia" w:eastAsia="Gungsuh" w:cs="Georgia"/>
+              <w:color w:val="7030A0"/>
+              <w:sz w:val="40"/>
+              <w:szCs w:val="40"/>
+              <w:lang w:val="en-ZW"/>
+            </w:rPr>
+            <w:t>|</w:t>
+          </w:r>
+        </w:sdtContent>
+      </w:sdt>
+      <w:sdt>
+        <w:sdtPr>
+          <w:rPr>
+            <w:rFonts w:hint="default" w:ascii="Georgia" w:hAnsi="Georgia" w:cs="Georgia"/>
+            <w:color w:val="7030A0"/>
+            <w:sz w:val="28"/>
+            <w:szCs w:val="28"/>
+          </w:rPr>
+          <w:tag w:val="goog_rdk_0"/>
+          <w:id w:val="147468175"/>
+        </w:sdtPr>
+        <w:sdtEndPr>
+          <w:rPr>
+            <w:rFonts w:hint="default" w:ascii="Georgia" w:hAnsi="Georgia" w:cs="Georgia"/>
+            <w:color w:val="7030A0"/>
+            <w:sz w:val="28"/>
+            <w:szCs w:val="28"/>
+          </w:rPr>
+        </w:sdtEndPr>
+        <w:sdtContent>
+          <w:r>
+            <w:rPr>
+              <w:rFonts w:hint="default" w:ascii="Georgia" w:hAnsi="Georgia" w:eastAsia="Gungsuh" w:cs="Georgia"/>
+              <w:color w:val="7030A0"/>
+              <w:sz w:val="28"/>
+              <w:szCs w:val="28"/>
+              <w:lang w:val="en-ZW"/>
+            </w:rPr>
+            <w:t xml:space="preserve"> </w:t>
+          </w:r>
+          <w:r>
+            <w:rPr>
+              <w:rFonts w:hint="default" w:ascii="Georgia" w:hAnsi="Georgia" w:cs="Georgia"/>
+              <w:sz w:val="28"/>
+              <w:szCs w:val="28"/>
+            </w:rPr>
+            <w:fldChar w:fldCharType="begin"/>
+          </w:r>
+          <w:r>
+            <w:rPr>
+              <w:rFonts w:hint="default" w:ascii="Georgia" w:hAnsi="Georgia" w:cs="Georgia"/>
+              <w:sz w:val="28"/>
+              <w:szCs w:val="28"/>
+            </w:rPr>
+            <w:instrText xml:space="preserve"> HYPERLINK "http://linkedin.com/in/travolta-chiposi-mudiwa/" </w:instrText>
+          </w:r>
+          <w:r>
+            <w:rPr>
+              <w:rFonts w:hint="default" w:ascii="Georgia" w:hAnsi="Georgia" w:cs="Georgia"/>
+              <w:sz w:val="28"/>
+              <w:szCs w:val="28"/>
+            </w:rPr>
+            <w:fldChar w:fldCharType="separate"/>
+          </w:r>
+          <w:r>
+            <w:rPr>
+              <w:rStyle w:val="4"/>
+              <w:rFonts w:hint="default" w:ascii="Georgia" w:hAnsi="Georgia" w:cs="Georgia"/>
+              <w:color w:val="7030A0"/>
+              <w:sz w:val="28"/>
+              <w:szCs w:val="28"/>
+            </w:rPr>
+            <w:t>LinkedIn</w:t>
+          </w:r>
+          <w:r>
+            <w:rPr>
+              <w:rStyle w:val="4"/>
+              <w:rFonts w:hint="default" w:ascii="Georgia" w:hAnsi="Georgia" w:cs="Georgia"/>
+              <w:color w:val="7030A0"/>
+              <w:sz w:val="28"/>
+              <w:szCs w:val="28"/>
+            </w:rPr>
+            <w:fldChar w:fldCharType="end"/>
+          </w:r>
+          <w:r>
+            <w:rPr>
+              <w:rStyle w:val="4"/>
+              <w:rFonts w:hint="default" w:ascii="Georgia" w:hAnsi="Georgia" w:cs="Georgia"/>
+              <w:color w:val="7030A0"/>
+              <w:sz w:val="28"/>
+              <w:szCs w:val="28"/>
+              <w:u w:val="none"/>
+            </w:rPr>
+            <w:t xml:space="preserve"> </w:t>
+          </w:r>
+          <w:r>
+            <w:rPr>
+              <w:rFonts w:hint="default" w:ascii="Georgia" w:hAnsi="Georgia" w:eastAsia="Gungsuh" w:cs="Georgia"/>
+              <w:color w:val="7030A0"/>
+              <w:sz w:val="40"/>
+              <w:szCs w:val="40"/>
+              <w:lang w:val="en-ZW"/>
+            </w:rPr>
+            <w:t>|</w:t>
+          </w:r>
+        </w:sdtContent>
+      </w:sdt>
+      <w:r>
+        <w:rPr>
+          <w:rFonts w:hint="default" w:ascii="Georgia" w:hAnsi="Georgia" w:cs="Georgia"/>
+          <w:color w:val="7030A0"/>
+          <w:sz w:val="28"/>
+          <w:szCs w:val="28"/>
+        </w:rPr>
+        <w:t xml:space="preserve"> </w:t>
+      </w:r>
+      <w:r>
+        <w:rPr>
+          <w:rFonts w:hint="default" w:ascii="Georgia" w:hAnsi="Georgia" w:cs="Georgia"/>
+          <w:sz w:val="28"/>
+          <w:szCs w:val="28"/>
+        </w:rPr>
+        <w:fldChar w:fldCharType="begin"/>
+      </w:r>
+      <w:r>
+        <w:rPr>
+          <w:rFonts w:hint="default" w:ascii="Georgia" w:hAnsi="Georgia" w:cs="Georgia"/>
+          <w:sz w:val="28"/>
+          <w:szCs w:val="28"/>
+        </w:rPr>
+        <w:instrText xml:space="preserve"> HYPERLINK "https://github.com/JayTzw/Mechanical---Robotics---Electronics/tree/main/Electronic%20Design" </w:instrText>
+      </w:r>
+      <w:r>
+        <w:rPr>
+          <w:rFonts w:hint="default" w:ascii="Georgia" w:hAnsi="Georgia" w:cs="Georgia"/>
+          <w:sz w:val="28"/>
+          <w:szCs w:val="28"/>
+        </w:rPr>
+        <w:fldChar w:fldCharType="separate"/>
+      </w:r>
+      <w:r>
+        <w:rPr>
+          <w:rStyle w:val="6"/>
+          <w:rFonts w:hint="default" w:ascii="Georgia" w:hAnsi="Georgia" w:eastAsia="Gungsuh" w:cs="Georgia"/>
+          <w:color w:val="7030A0"/>
+          <w:sz w:val="28"/>
+          <w:szCs w:val="28"/>
+        </w:rPr>
+        <w:t>Github</w:t>
+      </w:r>
+      <w:r>
+        <w:rPr>
+          <w:rStyle w:val="6"/>
+          <w:rFonts w:hint="default" w:ascii="Georgia" w:hAnsi="Georgia" w:eastAsia="Gungsuh" w:cs="Georgia"/>
+          <w:color w:val="7030A0"/>
+          <w:sz w:val="28"/>
+          <w:szCs w:val="28"/>
+        </w:rPr>
+        <w:fldChar w:fldCharType="end"/>
       </w:r>
       <w:bookmarkStart w:id="0" w:name="_GoBack"/>
       <w:bookmarkEnd w:id="0"/>
@@ -194,26 +995,68 @@
 </w:document>
 </file>
 
+<file path=word/endnotes.xml><?xml version="1.0" encoding="utf-8"?>
+<w:endnotes xmlns:wpc="http://schemas.microsoft.com/office/word/2010/wordprocessingCanvas" xmlns:mc="http://schemas.openxmlformats.org/markup-compatibility/2006" xmlns:o="urn:schemas-microsoft-com:office:office" xmlns:r="http://schemas.openxmlformats.org/officeDocument/2006/relationships" xmlns:m="http://schemas.openxmlformats.org/officeDocument/2006/math" xmlns:v="urn:schemas-microsoft-com:vml" xmlns:wp14="http://schemas.microsoft.com/office/word/2010/wordprocessingDrawing" xmlns:wp="http://schemas.openxmlformats.org/drawingml/2006/wordprocessingDrawing" xmlns:w="http://schemas.openxmlformats.org/wordprocessingml/2006/main" xmlns:w14="http://schemas.microsoft.com/office/word/2010/wordml" xmlns:w15="http://schemas.microsoft.com/office/word/2012/wordml" xmlns:w10="urn:schemas-microsoft-com:office:word" xmlns:wpg="http://schemas.microsoft.com/office/word/2010/wordprocessingGroup" xmlns:wpi="http://schemas.microsoft.com/office/word/2010/wordprocessingInk" xmlns:wne="http://schemas.microsoft.com/office/word/2006/wordml" xmlns:wps="http://schemas.microsoft.com/office/word/2010/wordprocessingShape" xmlns:wpsCustomData="http://www.wps.cn/officeDocument/2013/wpsCustomData" mc:Ignorable="w14 w15 wp14">
+  <w:endnote w:type="separator" w:id="0">
+    <w:p>
+      <w:pPr>
+        <w:spacing w:line="240" w:lineRule="auto"/>
+      </w:pPr>
+      <w:r>
+        <w:separator/>
+      </w:r>
+    </w:p>
+  </w:endnote>
+  <w:endnote w:type="continuationSeparator" w:id="1">
+    <w:p>
+      <w:pPr>
+        <w:spacing w:line="240" w:lineRule="auto"/>
+      </w:pPr>
+      <w:r>
+        <w:continuationSeparator/>
+      </w:r>
+    </w:p>
+  </w:endnote>
+</w:endnotes>
+</file>
+
+<file path=word/footnotes.xml><?xml version="1.0" encoding="utf-8"?>
+<w:footnotes xmlns:wpc="http://schemas.microsoft.com/office/word/2010/wordprocessingCanvas" xmlns:mc="http://schemas.openxmlformats.org/markup-compatibility/2006" xmlns:o="urn:schemas-microsoft-com:office:office" xmlns:r="http://schemas.openxmlformats.org/officeDocument/2006/relationships" xmlns:m="http://schemas.openxmlformats.org/officeDocument/2006/math" xmlns:v="urn:schemas-microsoft-com:vml" xmlns:wp14="http://schemas.microsoft.com/office/word/2010/wordprocessingDrawing" xmlns:wp="http://schemas.openxmlformats.org/drawingml/2006/wordprocessingDrawing" xmlns:w="http://schemas.openxmlformats.org/wordprocessingml/2006/main" xmlns:w14="http://schemas.microsoft.com/office/word/2010/wordml" xmlns:w15="http://schemas.microsoft.com/office/word/2012/wordml" xmlns:w10="urn:schemas-microsoft-com:office:word" xmlns:wpg="http://schemas.microsoft.com/office/word/2010/wordprocessingGroup" xmlns:wpi="http://schemas.microsoft.com/office/word/2010/wordprocessingInk" xmlns:wne="http://schemas.microsoft.com/office/word/2006/wordml" xmlns:wps="http://schemas.microsoft.com/office/word/2010/wordprocessingShape" xmlns:wpsCustomData="http://www.wps.cn/officeDocument/2013/wpsCustomData" mc:Ignorable="w14 w15 wp14">
+  <w:footnote w:type="separator" w:id="0">
+    <w:p>
+      <w:pPr>
+        <w:spacing w:before="0" w:after="0" w:line="240" w:lineRule="auto"/>
+      </w:pPr>
+      <w:r>
+        <w:separator/>
+      </w:r>
+    </w:p>
+  </w:footnote>
+  <w:footnote w:type="continuationSeparator" w:id="1">
+    <w:p>
+      <w:pPr>
+        <w:spacing w:before="0" w:after="0" w:line="240" w:lineRule="auto"/>
+      </w:pPr>
+      <w:r>
+        <w:continuationSeparator/>
+      </w:r>
+    </w:p>
+  </w:footnote>
+</w:footnotes>
+</file>
+
 <file path=word/numbering.xml><?xml version="1.0" encoding="utf-8"?>
 <w:numbering xmlns:wpc="http://schemas.microsoft.com/office/word/2010/wordprocessingCanvas" xmlns:mc="http://schemas.openxmlformats.org/markup-compatibility/2006" xmlns:o="urn:schemas-microsoft-com:office:office" xmlns:r="http://schemas.openxmlformats.org/officeDocument/2006/relationships" xmlns:m="http://schemas.openxmlformats.org/officeDocument/2006/math" xmlns:v="urn:schemas-microsoft-com:vml" xmlns:wp14="http://schemas.microsoft.com/office/word/2010/wordprocessingDrawing" xmlns:wp="http://schemas.openxmlformats.org/drawingml/2006/wordprocessingDrawing" xmlns:w10="urn:schemas-microsoft-com:office:word" xmlns:w="http://schemas.openxmlformats.org/wordprocessingml/2006/main" xmlns:w14="http://schemas.microsoft.com/office/word/2010/wordml" xmlns:wpg="http://schemas.microsoft.com/office/word/2010/wordprocessingGroup" xmlns:wpi="http://schemas.microsoft.com/office/word/2010/wordprocessingInk" xmlns:wne="http://schemas.microsoft.com/office/word/2006/wordml" xmlns:wps="http://schemas.microsoft.com/office/word/2010/wordprocessingShape" xmlns:wpsCustomData="http://www.wps.cn/officeDocument/2013/wpsCustomData" mc:Ignorable="w14 wp14">
   <w:abstractNum w:abstractNumId="0">
-    <w:nsid w:val="4D3069A5"/>
+    <w:nsid w:val="EDA0234C"/>
     <w:multiLevelType w:val="singleLevel"/>
-    <w:tmpl w:val="4D3069A5"/>
+    <w:tmpl w:val="EDA0234C"/>
     <w:lvl w:ilvl="0" w:tentative="0">
       <w:start w:val="1"/>
       <w:numFmt w:val="decimal"/>
+      <w:suff w:val="space"/>
       <w:lvlText w:val="%1."/>
       <w:lvlJc w:val="left"/>
-      <w:pPr>
-        <w:tabs>
-          <w:tab w:val="left" w:pos="425"/>
-        </w:tabs>
-        <w:ind w:left="425" w:leftChars="0" w:hanging="425" w:firstLineChars="0"/>
-      </w:pPr>
-      <w:rPr>
-        <w:rFonts w:hint="default"/>
-      </w:rPr>
     </w:lvl>
   </w:abstractNum>
   <w:num w:numId="1">
@@ -264,7 +1107,7 @@
     <w:lsdException w:unhideWhenUsed="0" w:uiPriority="0" w:semiHidden="0" w:name="Normal Indent"/>
     <w:lsdException w:unhideWhenUsed="0" w:uiPriority="0" w:semiHidden="0" w:name="footnote text"/>
     <w:lsdException w:unhideWhenUsed="0" w:uiPriority="0" w:semiHidden="0" w:name="annotation text"/>
-    <w:lsdException w:unhideWhenUsed="0" w:uiPriority="0" w:semiHidden="0" w:name="header"/>
+    <w:lsdException w:qFormat="1" w:unhideWhenUsed="0" w:uiPriority="0" w:semiHidden="0" w:name="header"/>
     <w:lsdException w:unhideWhenUsed="0" w:uiPriority="0" w:semiHidden="0" w:name="footer"/>
     <w:lsdException w:unhideWhenUsed="0" w:uiPriority="0" w:semiHidden="0" w:name="index heading"/>
     <w:lsdException w:qFormat="1" w:uiPriority="0" w:name="caption"/>
@@ -319,7 +1162,7 @@
     <w:lsdException w:unhideWhenUsed="0" w:uiPriority="0" w:semiHidden="0" w:name="Body Text Indent 3"/>
     <w:lsdException w:unhideWhenUsed="0" w:uiPriority="0" w:semiHidden="0" w:name="Block Text"/>
     <w:lsdException w:unhideWhenUsed="0" w:uiPriority="0" w:semiHidden="0" w:name="Hyperlink"/>
-    <w:lsdException w:unhideWhenUsed="0" w:uiPriority="0" w:semiHidden="0" w:name="FollowedHyperlink"/>
+    <w:lsdException w:qFormat="1" w:unhideWhenUsed="0" w:uiPriority="0" w:semiHidden="0" w:name="FollowedHyperlink"/>
     <w:lsdException w:qFormat="1" w:unhideWhenUsed="0" w:uiPriority="0" w:semiHidden="0" w:name="Strong"/>
     <w:lsdException w:qFormat="1" w:unhideWhenUsed="0" w:uiPriority="0" w:semiHidden="0" w:name="Emphasis"/>
     <w:lsdException w:unhideWhenUsed="0" w:uiPriority="0" w:semiHidden="0" w:name="Document Map"/>
@@ -486,9 +1329,16 @@
     <w:name w:val="Normal"/>
     <w:qFormat/>
     <w:uiPriority w:val="0"/>
+    <w:pPr>
+      <w:spacing w:after="0" w:line="240" w:lineRule="auto"/>
+    </w:pPr>
     <w:rPr>
       <w:rFonts w:asciiTheme="minorHAnsi" w:hAnsiTheme="minorHAnsi" w:eastAsiaTheme="minorEastAsia" w:cstheme="minorBidi"/>
+      <w:kern w:val="0"/>
+      <w:sz w:val="20"/>
+      <w:szCs w:val="20"/>
       <w:lang w:val="en-US" w:eastAsia="zh-CN" w:bidi="ar-SA"/>
+      <w14:ligatures w14:val="none"/>
     </w:rPr>
   </w:style>
   <w:style w:type="character" w:default="1" w:styleId="2">
@@ -511,7 +1361,43 @@
       </w:tblCellMar>
     </w:tblPr>
   </w:style>
-  <w:style w:type="paragraph" w:styleId="4">
+  <w:style w:type="character" w:styleId="4">
+    <w:name w:val="FollowedHyperlink"/>
+    <w:basedOn w:val="2"/>
+    <w:qFormat/>
+    <w:uiPriority w:val="0"/>
+    <w:rPr>
+      <w:color w:val="800080"/>
+      <w:u w:val="single"/>
+    </w:rPr>
+  </w:style>
+  <w:style w:type="paragraph" w:styleId="5">
+    <w:name w:val="header"/>
+    <w:basedOn w:val="1"/>
+    <w:qFormat/>
+    <w:uiPriority w:val="0"/>
+    <w:pPr>
+      <w:tabs>
+        <w:tab w:val="center" w:pos="4153"/>
+        <w:tab w:val="right" w:pos="8306"/>
+      </w:tabs>
+      <w:snapToGrid w:val="0"/>
+    </w:pPr>
+    <w:rPr>
+      <w:sz w:val="18"/>
+      <w:szCs w:val="18"/>
+    </w:rPr>
+  </w:style>
+  <w:style w:type="character" w:styleId="6">
+    <w:name w:val="Hyperlink"/>
+    <w:basedOn w:val="2"/>
+    <w:uiPriority w:val="0"/>
+    <w:rPr>
+      <w:color w:val="0000FF"/>
+      <w:u w:val="single"/>
+    </w:rPr>
+  </w:style>
+  <w:style w:type="paragraph" w:styleId="7">
     <w:name w:val="Normal (Web)"/>
     <w:uiPriority w:val="0"/>
     <w:pPr>
@@ -526,6 +1412,25 @@
       <w:szCs w:val="24"/>
       <w:lang w:val="en-US" w:eastAsia="zh-CN" w:bidi="ar"/>
     </w:rPr>
+  </w:style>
+  <w:style w:type="table" w:styleId="8">
+    <w:name w:val="Table Grid"/>
+    <w:basedOn w:val="3"/>
+    <w:uiPriority w:val="0"/>
+    <w:pPr>
+      <w:widowControl w:val="0"/>
+      <w:jc w:val="both"/>
+    </w:pPr>
+    <w:tblPr>
+      <w:tblBorders>
+        <w:top w:val="single" w:color="auto" w:sz="4" w:space="0"/>
+        <w:left w:val="single" w:color="auto" w:sz="4" w:space="0"/>
+        <w:bottom w:val="single" w:color="auto" w:sz="4" w:space="0"/>
+        <w:right w:val="single" w:color="auto" w:sz="4" w:space="0"/>
+        <w:insideH w:val="single" w:color="auto" w:sz="4" w:space="0"/>
+        <w:insideV w:val="single" w:color="auto" w:sz="4" w:space="0"/>
+      </w:tblBorders>
+    </w:tblPr>
   </w:style>
 </w:styles>
 </file>

--- a/Design Portfolio.docx
+++ b/Design Portfolio.docx
@@ -39,18 +39,7 @@
           <w:sz w:val="108"/>
           <w:szCs w:val="108"/>
         </w:rPr>
-        <w:t>ESIGN</w:t>
-      </w:r>
-      <w:r>
-        <w:rPr>
-          <w:rFonts w:hint="default" w:ascii="Copperplate Gothic Light" w:hAnsi="Copperplate Gothic Light" w:eastAsia="Symbol" w:cs="Copperplate Gothic Light"/>
-          <w:b/>
-          <w:bCs/>
-          <w:color w:val="C55A11" w:themeColor="accent2" w:themeShade="BF"/>
-          <w:sz w:val="108"/>
-          <w:szCs w:val="108"/>
-        </w:rPr>
-        <w:t xml:space="preserve"> </w:t>
+        <w:t xml:space="preserve">ESIGN </w:t>
       </w:r>
       <w:r>
         <w:rPr>
@@ -108,7 +97,9 @@
         </w:tblBorders>
         <w:tblLayout w:type="autofit"/>
         <w:tblCellMar>
+          <w:top w:w="0" w:type="dxa"/>
           <w:left w:w="108" w:type="dxa"/>
+          <w:bottom w:w="0" w:type="dxa"/>
           <w:right w:w="108" w:type="dxa"/>
         </w:tblCellMar>
       </w:tblPr>
@@ -357,7 +348,9 @@
             <w:insideV w:val="none" w:color="auto" w:sz="0" w:space="0"/>
           </w:tblBorders>
           <w:tblCellMar>
+            <w:top w:w="0" w:type="dxa"/>
             <w:left w:w="108" w:type="dxa"/>
+            <w:bottom w:w="0" w:type="dxa"/>
             <w:right w:w="108" w:type="dxa"/>
           </w:tblCellMar>
         </w:tblPrEx>
@@ -424,44 +417,38 @@
             </w:pPr>
             <w:r>
               <w:rPr>
-                <w:rFonts w:hint="default" w:ascii="Georgia" w:hAnsi="Georgia" w:eastAsia="SimSun" w:cs="Georgia"/>
-                <w:b w:val="0"/>
-                <w:bCs w:val="0"/>
-                <w:kern w:val="0"/>
-                <w:sz w:val="28"/>
-                <w:szCs w:val="28"/>
-                <w:lang w:val="en-US" w:eastAsia="zh-CN" w:bidi="ar"/>
+                <w:rFonts w:hint="default" w:ascii="Georgia" w:hAnsi="Georgia" w:cs="Georgia"/>
+                <w:b w:val="0"/>
+                <w:bCs w:val="0"/>
+                <w:sz w:val="28"/>
+                <w:szCs w:val="28"/>
               </w:rPr>
               <w:fldChar w:fldCharType="begin"/>
             </w:r>
             <w:r>
               <w:rPr>
-                <w:rFonts w:hint="default" w:ascii="Georgia" w:hAnsi="Georgia" w:eastAsia="SimSun" w:cs="Georgia"/>
-                <w:b w:val="0"/>
-                <w:bCs w:val="0"/>
-                <w:kern w:val="0"/>
-                <w:sz w:val="28"/>
-                <w:szCs w:val="28"/>
-                <w:lang w:val="en-US" w:eastAsia="zh-CN" w:bidi="ar"/>
-              </w:rPr>
-              <w:instrText xml:space="preserve"> HYPERLINK "https://1drv.ms/w/c/2a2871d16e2b14a1/IQA7W2MKHRa9SLZfABmDziH_ATD3Dbx1xwtzlaQpqggk4pw?e=0RSDY2" </w:instrText>
-            </w:r>
-            <w:r>
-              <w:rPr>
-                <w:rFonts w:hint="default" w:ascii="Georgia" w:hAnsi="Georgia" w:eastAsia="SimSun" w:cs="Georgia"/>
-                <w:b w:val="0"/>
-                <w:bCs w:val="0"/>
-                <w:kern w:val="0"/>
-                <w:sz w:val="28"/>
-                <w:szCs w:val="28"/>
-                <w:lang w:val="en-US" w:eastAsia="zh-CN" w:bidi="ar"/>
+                <w:rFonts w:hint="default" w:ascii="Georgia" w:hAnsi="Georgia" w:cs="Georgia"/>
+                <w:b w:val="0"/>
+                <w:bCs w:val="0"/>
+                <w:sz w:val="28"/>
+                <w:szCs w:val="28"/>
+              </w:rPr>
+              <w:instrText xml:space="preserve"> HYPERLINK "https://1drv.ms/w/c/2a2871d16e2b14a1/IQCnGzo7GwKFToQPozRjTXAaAceUQy7ipT66nZfmmiXUDLM?e=uR82Np" </w:instrText>
+            </w:r>
+            <w:r>
+              <w:rPr>
+                <w:rFonts w:hint="default" w:ascii="Georgia" w:hAnsi="Georgia" w:cs="Georgia"/>
+                <w:b w:val="0"/>
+                <w:bCs w:val="0"/>
+                <w:sz w:val="28"/>
+                <w:szCs w:val="28"/>
               </w:rPr>
               <w:fldChar w:fldCharType="separate"/>
             </w:r>
             <w:r>
               <w:rPr>
                 <w:rStyle w:val="6"/>
-                <w:rFonts w:hint="default" w:ascii="Georgia" w:hAnsi="Georgia" w:eastAsia="SimSun" w:cs="Georgia"/>
+                <w:rFonts w:hint="default" w:ascii="Georgia" w:hAnsi="Georgia" w:cs="Georgia"/>
                 <w:b w:val="0"/>
                 <w:bCs w:val="0"/>
                 <w:sz w:val="28"/>
@@ -471,13 +458,11 @@
             </w:r>
             <w:r>
               <w:rPr>
-                <w:rFonts w:hint="default" w:ascii="Georgia" w:hAnsi="Georgia" w:eastAsia="SimSun" w:cs="Georgia"/>
-                <w:b w:val="0"/>
-                <w:bCs w:val="0"/>
-                <w:kern w:val="0"/>
-                <w:sz w:val="28"/>
-                <w:szCs w:val="28"/>
-                <w:lang w:val="en-US" w:eastAsia="zh-CN" w:bidi="ar"/>
+                <w:rFonts w:hint="default" w:ascii="Georgia" w:hAnsi="Georgia" w:cs="Georgia"/>
+                <w:b w:val="0"/>
+                <w:bCs w:val="0"/>
+                <w:sz w:val="28"/>
+                <w:szCs w:val="28"/>
               </w:rPr>
               <w:fldChar w:fldCharType="end"/>
             </w:r>
@@ -575,6 +560,8 @@
           <w:szCs w:val="28"/>
         </w:rPr>
       </w:pPr>
+      <w:bookmarkStart w:id="0" w:name="_GoBack"/>
+      <w:bookmarkEnd w:id="0"/>
     </w:p>
     <w:p>
       <w:pPr>
@@ -982,8 +969,6 @@
         </w:rPr>
         <w:fldChar w:fldCharType="end"/>
       </w:r>
-      <w:bookmarkStart w:id="0" w:name="_GoBack"/>
-      <w:bookmarkEnd w:id="0"/>
     </w:p>
     <w:sectPr>
       <w:pgSz w:w="16838" w:h="11906" w:orient="landscape"/>
